--- a/documents/NightWatch_Quickstart.docx
+++ b/documents/NightWatch_Quickstart.docx
@@ -112,7 +112,7 @@
           <w:sz w:val="20"/>
           <w:szCs w:val="20"/>
         </w:rPr>
-        <w:t xml:space="preserve">Go to swl713.github.io/night-watch in Safari or Chrome. Enter the passphrase shared in your Telegram group. Tip: tap Share → Add to Home Screen for a full-screen icon.</w:t>
+        <w:t xml:space="preserve">Go to swl713.github.io/night-watch in Safari or Chrome. Enter the passphrase from Telegram. Tip: tap Share → Add to Home Screen for full-screen mode and easier access.</w:t>
       </w:r>
     </w:p>
     <w:p>
@@ -154,7 +154,7 @@
           <w:sz w:val="20"/>
           <w:szCs w:val="20"/>
         </w:rPr>
-        <w:t xml:space="preserve">The top panel shows current aurora intensity, Bz (the key number — negative = good), chase quality, moon interference, and astronomical darkness. Swipe the time slider to preview future hours.</w:t>
+        <w:t xml:space="preserve">The top panel shows current aurora intensity, Bz (negative = good), Chase Quality, moon interference, and astronomical darkness. Scrub the time slider at the bottom to preview future hours.</w:t>
       </w:r>
     </w:p>
     <w:p>
@@ -196,7 +196,7 @@
           <w:sz w:val="20"/>
           <w:szCs w:val="20"/>
         </w:rPr>
-        <w:t xml:space="preserve">Combined mode (default) shows cloud cover in red overlaid on light pollution. Clear dark areas are transparent. Tap any colored pin to see a specific spot's cloud forecast and photos.</w:t>
+        <w:t xml:space="preserve">Combined mode (default) shows cloud cover in red over light pollution. Clear dark areas are transparent — that's where you want to go. Tap any colored pin to see a spot's cloud forecast.</w:t>
       </w:r>
     </w:p>
     <w:p>
@@ -243,7 +243,7 @@
       <w:tr>
         <w:tc>
           <w:tcPr>
-            <w:tcW w:type="dxa" w:w="2400"/>
+            <w:tcW w:type="dxa" w:w="3360"/>
             <w:tcBorders>
               <w:top w:val="single" w:color="CCCCCC" w:sz="1"/>
               <w:left w:val="single" w:color="CCCCCC" w:sz="1"/>
@@ -274,7 +274,7 @@
         </w:tc>
         <w:tc>
           <w:tcPr>
-            <w:tcW w:type="dxa" w:w="3840"/>
+            <w:tcW w:type="dxa" w:w="3360"/>
             <w:tcBorders>
               <w:top w:val="single" w:color="CCCCCC" w:sz="1"/>
               <w:left w:val="single" w:color="CCCCCC" w:sz="1"/>
@@ -305,7 +305,7 @@
         </w:tc>
         <w:tc>
           <w:tcPr>
-            <w:tcW w:type="dxa" w:w="3840"/>
+            <w:tcW w:type="dxa" w:w="3360"/>
             <w:tcBorders>
               <w:top w:val="single" w:color="CCCCCC" w:sz="1"/>
               <w:left w:val="single" w:color="CCCCCC" w:sz="1"/>
@@ -338,7 +338,7 @@
       <w:tr>
         <w:tc>
           <w:tcPr>
-            <w:tcW w:type="dxa" w:w="2400"/>
+            <w:tcW w:type="dxa" w:w="3360"/>
             <w:tcBorders>
               <w:top w:val="single" w:color="CCCCCC" w:sz="1"/>
               <w:left w:val="single" w:color="CCCCCC" w:sz="1"/>
@@ -357,6 +357,8 @@
             <w:r>
               <w:rPr>
                 <w:rFonts w:ascii="Arial" w:cs="Arial" w:eastAsia="Arial" w:hAnsi="Arial"/>
+                <w:b w:val="false"/>
+                <w:bCs w:val="false"/>
                 <w:color w:val="222222"/>
                 <w:sz w:val="18"/>
                 <w:szCs w:val="18"/>
@@ -367,7 +369,7 @@
         </w:tc>
         <w:tc>
           <w:tcPr>
-            <w:tcW w:type="dxa" w:w="3840"/>
+            <w:tcW w:type="dxa" w:w="3360"/>
             <w:tcBorders>
               <w:top w:val="single" w:color="CCCCCC" w:sz="1"/>
               <w:left w:val="single" w:color="CCCCCC" w:sz="1"/>
@@ -386,6 +388,8 @@
             <w:r>
               <w:rPr>
                 <w:rFonts w:ascii="Arial" w:cs="Arial" w:eastAsia="Arial" w:hAnsi="Arial"/>
+                <w:b w:val="false"/>
+                <w:bCs w:val="false"/>
                 <w:color w:val="222222"/>
                 <w:sz w:val="18"/>
                 <w:szCs w:val="18"/>
@@ -396,7 +400,7 @@
         </w:tc>
         <w:tc>
           <w:tcPr>
-            <w:tcW w:type="dxa" w:w="3840"/>
+            <w:tcW w:type="dxa" w:w="3360"/>
             <w:tcBorders>
               <w:top w:val="single" w:color="CCCCCC" w:sz="1"/>
               <w:left w:val="single" w:color="CCCCCC" w:sz="1"/>
@@ -415,6 +419,8 @@
             <w:r>
               <w:rPr>
                 <w:rFonts w:ascii="Arial" w:cs="Arial" w:eastAsia="Arial" w:hAnsi="Arial"/>
+                <w:b w:val="false"/>
+                <w:bCs w:val="false"/>
                 <w:color w:val="222222"/>
                 <w:sz w:val="18"/>
                 <w:szCs w:val="18"/>
@@ -427,7 +433,7 @@
       <w:tr>
         <w:tc>
           <w:tcPr>
-            <w:tcW w:type="dxa" w:w="2400"/>
+            <w:tcW w:type="dxa" w:w="3360"/>
             <w:tcBorders>
               <w:top w:val="single" w:color="CCCCCC" w:sz="1"/>
               <w:left w:val="single" w:color="CCCCCC" w:sz="1"/>
@@ -446,6 +452,8 @@
             <w:r>
               <w:rPr>
                 <w:rFonts w:ascii="Arial" w:cs="Arial" w:eastAsia="Arial" w:hAnsi="Arial"/>
+                <w:b w:val="false"/>
+                <w:bCs w:val="false"/>
                 <w:color w:val="222222"/>
                 <w:sz w:val="18"/>
                 <w:szCs w:val="18"/>
@@ -456,7 +464,7 @@
         </w:tc>
         <w:tc>
           <w:tcPr>
-            <w:tcW w:type="dxa" w:w="3840"/>
+            <w:tcW w:type="dxa" w:w="3360"/>
             <w:tcBorders>
               <w:top w:val="single" w:color="CCCCCC" w:sz="1"/>
               <w:left w:val="single" w:color="CCCCCC" w:sz="1"/>
@@ -475,6 +483,8 @@
             <w:r>
               <w:rPr>
                 <w:rFonts w:ascii="Arial" w:cs="Arial" w:eastAsia="Arial" w:hAnsi="Arial"/>
+                <w:b w:val="false"/>
+                <w:bCs w:val="false"/>
                 <w:color w:val="222222"/>
                 <w:sz w:val="18"/>
                 <w:szCs w:val="18"/>
@@ -485,7 +495,7 @@
         </w:tc>
         <w:tc>
           <w:tcPr>
-            <w:tcW w:type="dxa" w:w="3840"/>
+            <w:tcW w:type="dxa" w:w="3360"/>
             <w:tcBorders>
               <w:top w:val="single" w:color="CCCCCC" w:sz="1"/>
               <w:left w:val="single" w:color="CCCCCC" w:sz="1"/>
@@ -504,6 +514,8 @@
             <w:r>
               <w:rPr>
                 <w:rFonts w:ascii="Arial" w:cs="Arial" w:eastAsia="Arial" w:hAnsi="Arial"/>
+                <w:b w:val="false"/>
+                <w:bCs w:val="false"/>
                 <w:color w:val="222222"/>
                 <w:sz w:val="18"/>
                 <w:szCs w:val="18"/>
@@ -516,7 +528,7 @@
       <w:tr>
         <w:tc>
           <w:tcPr>
-            <w:tcW w:type="dxa" w:w="2400"/>
+            <w:tcW w:type="dxa" w:w="3360"/>
             <w:tcBorders>
               <w:top w:val="single" w:color="CCCCCC" w:sz="1"/>
               <w:left w:val="single" w:color="CCCCCC" w:sz="1"/>
@@ -535,6 +547,8 @@
             <w:r>
               <w:rPr>
                 <w:rFonts w:ascii="Arial" w:cs="Arial" w:eastAsia="Arial" w:hAnsi="Arial"/>
+                <w:b w:val="false"/>
+                <w:bCs w:val="false"/>
                 <w:color w:val="222222"/>
                 <w:sz w:val="18"/>
                 <w:szCs w:val="18"/>
@@ -545,7 +559,7 @@
         </w:tc>
         <w:tc>
           <w:tcPr>
-            <w:tcW w:type="dxa" w:w="3840"/>
+            <w:tcW w:type="dxa" w:w="3360"/>
             <w:tcBorders>
               <w:top w:val="single" w:color="CCCCCC" w:sz="1"/>
               <w:left w:val="single" w:color="CCCCCC" w:sz="1"/>
@@ -564,6 +578,8 @@
             <w:r>
               <w:rPr>
                 <w:rFonts w:ascii="Arial" w:cs="Arial" w:eastAsia="Arial" w:hAnsi="Arial"/>
+                <w:b w:val="false"/>
+                <w:bCs w:val="false"/>
                 <w:color w:val="222222"/>
                 <w:sz w:val="18"/>
                 <w:szCs w:val="18"/>
@@ -574,7 +590,7 @@
         </w:tc>
         <w:tc>
           <w:tcPr>
-            <w:tcW w:type="dxa" w:w="3840"/>
+            <w:tcW w:type="dxa" w:w="3360"/>
             <w:tcBorders>
               <w:top w:val="single" w:color="CCCCCC" w:sz="1"/>
               <w:left w:val="single" w:color="CCCCCC" w:sz="1"/>
@@ -593,6 +609,8 @@
             <w:r>
               <w:rPr>
                 <w:rFonts w:ascii="Arial" w:cs="Arial" w:eastAsia="Arial" w:hAnsi="Arial"/>
+                <w:b w:val="false"/>
+                <w:bCs w:val="false"/>
                 <w:color w:val="222222"/>
                 <w:sz w:val="18"/>
                 <w:szCs w:val="18"/>
@@ -605,7 +623,7 @@
       <w:tr>
         <w:tc>
           <w:tcPr>
-            <w:tcW w:type="dxa" w:w="2400"/>
+            <w:tcW w:type="dxa" w:w="3360"/>
             <w:tcBorders>
               <w:top w:val="single" w:color="CCCCCC" w:sz="1"/>
               <w:left w:val="single" w:color="CCCCCC" w:sz="1"/>
@@ -624,6 +642,8 @@
             <w:r>
               <w:rPr>
                 <w:rFonts w:ascii="Arial" w:cs="Arial" w:eastAsia="Arial" w:hAnsi="Arial"/>
+                <w:b w:val="false"/>
+                <w:bCs w:val="false"/>
                 <w:color w:val="222222"/>
                 <w:sz w:val="18"/>
                 <w:szCs w:val="18"/>
@@ -634,7 +654,7 @@
         </w:tc>
         <w:tc>
           <w:tcPr>
-            <w:tcW w:type="dxa" w:w="3840"/>
+            <w:tcW w:type="dxa" w:w="3360"/>
             <w:tcBorders>
               <w:top w:val="single" w:color="CCCCCC" w:sz="1"/>
               <w:left w:val="single" w:color="CCCCCC" w:sz="1"/>
@@ -653,6 +673,8 @@
             <w:r>
               <w:rPr>
                 <w:rFonts w:ascii="Arial" w:cs="Arial" w:eastAsia="Arial" w:hAnsi="Arial"/>
+                <w:b w:val="false"/>
+                <w:bCs w:val="false"/>
                 <w:color w:val="222222"/>
                 <w:sz w:val="18"/>
                 <w:szCs w:val="18"/>
@@ -663,7 +685,7 @@
         </w:tc>
         <w:tc>
           <w:tcPr>
-            <w:tcW w:type="dxa" w:w="3840"/>
+            <w:tcW w:type="dxa" w:w="3360"/>
             <w:tcBorders>
               <w:top w:val="single" w:color="CCCCCC" w:sz="1"/>
               <w:left w:val="single" w:color="CCCCCC" w:sz="1"/>
@@ -682,6 +704,8 @@
             <w:r>
               <w:rPr>
                 <w:rFonts w:ascii="Arial" w:cs="Arial" w:eastAsia="Arial" w:hAnsi="Arial"/>
+                <w:b w:val="false"/>
+                <w:bCs w:val="false"/>
                 <w:color w:val="222222"/>
                 <w:sz w:val="18"/>
                 <w:szCs w:val="18"/>
@@ -694,7 +718,7 @@
       <w:tr>
         <w:tc>
           <w:tcPr>
-            <w:tcW w:type="dxa" w:w="2400"/>
+            <w:tcW w:type="dxa" w:w="3360"/>
             <w:tcBorders>
               <w:top w:val="single" w:color="CCCCCC" w:sz="1"/>
               <w:left w:val="single" w:color="CCCCCC" w:sz="1"/>
@@ -713,6 +737,8 @@
             <w:r>
               <w:rPr>
                 <w:rFonts w:ascii="Arial" w:cs="Arial" w:eastAsia="Arial" w:hAnsi="Arial"/>
+                <w:b w:val="false"/>
+                <w:bCs w:val="false"/>
                 <w:color w:val="222222"/>
                 <w:sz w:val="18"/>
                 <w:szCs w:val="18"/>
@@ -723,7 +749,7 @@
         </w:tc>
         <w:tc>
           <w:tcPr>
-            <w:tcW w:type="dxa" w:w="3840"/>
+            <w:tcW w:type="dxa" w:w="3360"/>
             <w:tcBorders>
               <w:top w:val="single" w:color="CCCCCC" w:sz="1"/>
               <w:left w:val="single" w:color="CCCCCC" w:sz="1"/>
@@ -742,17 +768,19 @@
             <w:r>
               <w:rPr>
                 <w:rFonts w:ascii="Arial" w:cs="Arial" w:eastAsia="Arial" w:hAnsi="Arial"/>
-                <w:color w:val="222222"/>
-                <w:sz w:val="18"/>
-                <w:szCs w:val="18"/>
-              </w:rPr>
-              <w:t xml:space="preserve">80%+ (well past sunset)</w:t>
-            </w:r>
-          </w:p>
-        </w:tc>
-        <w:tc>
-          <w:tcPr>
-            <w:tcW w:type="dxa" w:w="3840"/>
+                <w:b w:val="false"/>
+                <w:bCs w:val="false"/>
+                <w:color w:val="222222"/>
+                <w:sz w:val="18"/>
+                <w:szCs w:val="18"/>
+              </w:rPr>
+              <w:t xml:space="preserve">80%+ (well after sunset)</w:t>
+            </w:r>
+          </w:p>
+        </w:tc>
+        <w:tc>
+          <w:tcPr>
+            <w:tcW w:type="dxa" w:w="3360"/>
             <w:tcBorders>
               <w:top w:val="single" w:color="CCCCCC" w:sz="1"/>
               <w:left w:val="single" w:color="CCCCCC" w:sz="1"/>
@@ -771,11 +799,108 @@
             <w:r>
               <w:rPr>
                 <w:rFonts w:ascii="Arial" w:cs="Arial" w:eastAsia="Arial" w:hAnsi="Arial"/>
+                <w:b w:val="false"/>
+                <w:bCs w:val="false"/>
                 <w:color w:val="222222"/>
                 <w:sz w:val="18"/>
                 <w:szCs w:val="18"/>
               </w:rPr>
               <w:t xml:space="preserve">Below 40% (twilight)</w:t>
+            </w:r>
+          </w:p>
+        </w:tc>
+      </w:tr>
+      <w:tr>
+        <w:tc>
+          <w:tcPr>
+            <w:tcW w:type="dxa" w:w="3360"/>
+            <w:tcBorders>
+              <w:top w:val="single" w:color="CCCCCC" w:sz="1"/>
+              <w:left w:val="single" w:color="CCCCCC" w:sz="1"/>
+              <w:bottom w:val="single" w:color="CCCCCC" w:sz="1"/>
+              <w:right w:val="single" w:color="CCCCCC" w:sz="1"/>
+            </w:tcBorders>
+            <w:shd w:fill="FFFFFF" w:val="clear"/>
+            <w:tcMar>
+              <w:top w:type="dxa" w:w="80"/>
+              <w:left w:type="dxa" w:w="120"/>
+              <w:bottom w:type="dxa" w:w="80"/>
+              <w:right w:type="dxa" w:w="120"/>
+            </w:tcMar>
+          </w:tcPr>
+          <w:p>
+            <w:r>
+              <w:rPr>
+                <w:rFonts w:ascii="Arial" w:cs="Arial" w:eastAsia="Arial" w:hAnsi="Arial"/>
+                <w:b w:val="false"/>
+                <w:bCs w:val="false"/>
+                <w:color w:val="222222"/>
+                <w:sz w:val="18"/>
+                <w:szCs w:val="18"/>
+              </w:rPr>
+              <w:t xml:space="preserve">Interference</w:t>
+            </w:r>
+          </w:p>
+        </w:tc>
+        <w:tc>
+          <w:tcPr>
+            <w:tcW w:type="dxa" w:w="3360"/>
+            <w:tcBorders>
+              <w:top w:val="single" w:color="CCCCCC" w:sz="1"/>
+              <w:left w:val="single" w:color="CCCCCC" w:sz="1"/>
+              <w:bottom w:val="single" w:color="CCCCCC" w:sz="1"/>
+              <w:right w:val="single" w:color="CCCCCC" w:sz="1"/>
+            </w:tcBorders>
+            <w:shd w:fill="FFFFFF" w:val="clear"/>
+            <w:tcMar>
+              <w:top w:type="dxa" w:w="80"/>
+              <w:left w:type="dxa" w:w="120"/>
+              <w:bottom w:type="dxa" w:w="80"/>
+              <w:right w:type="dxa" w:w="120"/>
+            </w:tcMar>
+          </w:tcPr>
+          <w:p>
+            <w:r>
+              <w:rPr>
+                <w:rFonts w:ascii="Arial" w:cs="Arial" w:eastAsia="Arial" w:hAnsi="Arial"/>
+                <w:b w:val="false"/>
+                <w:bCs w:val="false"/>
+                <w:color w:val="222222"/>
+                <w:sz w:val="18"/>
+                <w:szCs w:val="18"/>
+              </w:rPr>
+              <w:t xml:space="preserve">Under 25%</w:t>
+            </w:r>
+          </w:p>
+        </w:tc>
+        <w:tc>
+          <w:tcPr>
+            <w:tcW w:type="dxa" w:w="3360"/>
+            <w:tcBorders>
+              <w:top w:val="single" w:color="CCCCCC" w:sz="1"/>
+              <w:left w:val="single" w:color="CCCCCC" w:sz="1"/>
+              <w:bottom w:val="single" w:color="CCCCCC" w:sz="1"/>
+              <w:right w:val="single" w:color="CCCCCC" w:sz="1"/>
+            </w:tcBorders>
+            <w:shd w:fill="FFFFFF" w:val="clear"/>
+            <w:tcMar>
+              <w:top w:type="dxa" w:w="80"/>
+              <w:left w:type="dxa" w:w="120"/>
+              <w:bottom w:type="dxa" w:w="80"/>
+              <w:right w:type="dxa" w:w="120"/>
+            </w:tcMar>
+          </w:tcPr>
+          <w:p>
+            <w:r>
+              <w:rPr>
+                <w:rFonts w:ascii="Arial" w:cs="Arial" w:eastAsia="Arial" w:hAnsi="Arial"/>
+                <w:b w:val="false"/>
+                <w:bCs w:val="false"/>
+                <w:color w:val="222222"/>
+                <w:sz w:val="18"/>
+                <w:szCs w:val="18"/>
+              </w:rPr>
+              <w:t xml:space="preserve">Over 60% (bright moon up)</w:t>
             </w:r>
           </w:p>
         </w:tc>
@@ -835,7 +960,7 @@
           <w:sz w:val="20"/>
           <w:szCs w:val="20"/>
         </w:rPr>
-        <w:t xml:space="preserve">Tap REPORT AURORA in the bottom bar to log a live sighting. Your report appears as a teal ring for 5 hours.</w:t>
+        <w:t xml:space="preserve">Tap REPORT AURORA in the bottom bar to log a live sighting with GPS location and what you're observing. Your report shows as a teal ring for 5 hours.</w:t>
       </w:r>
     </w:p>
     <w:p>
@@ -848,7 +973,7 @@
           <w:sz w:val="22"/>
           <w:szCs w:val="22"/>
         </w:rPr>
-        <w:t xml:space="preserve">📍  </w:t>
+        <w:t xml:space="preserve">🌙  </w:t>
       </w:r>
       <w:r>
         <w:rPr>
@@ -859,7 +984,7 @@
           <w:sz w:val="20"/>
           <w:szCs w:val="20"/>
         </w:rPr>
-        <w:t xml:space="preserve">Add a spot:  </w:t>
+        <w:t xml:space="preserve">Night vision:  </w:t>
       </w:r>
       <w:r>
         <w:rPr>
@@ -868,7 +993,7 @@
           <w:sz w:val="20"/>
           <w:szCs w:val="20"/>
         </w:rPr>
-        <w:t xml:space="preserve">Tap + PLACE PIN, tap the map, fill in the details, submit for review.</w:t>
+        <w:t xml:space="preserve">Tap the crescent moon icon below the search button to switch the entire app to red/black night vision mode — protects your dark-adapted vision.</w:t>
       </w:r>
     </w:p>
     <w:p>
@@ -901,7 +1026,7 @@
           <w:sz w:val="20"/>
           <w:szCs w:val="20"/>
         </w:rPr>
-        <w:t xml:space="preserve">Tap the magnifying glass top-left on the map to search any location.</w:t>
+        <w:t xml:space="preserve">Tap the magnifying glass top-left on the map to search any city, park, or landmark.</w:t>
       </w:r>
     </w:p>
     <w:p>
@@ -914,7 +1039,7 @@
           <w:sz w:val="22"/>
           <w:szCs w:val="22"/>
         </w:rPr>
-        <w:t xml:space="preserve">🕐  </w:t>
+        <w:t xml:space="preserve">📍  </w:t>
       </w:r>
       <w:r>
         <w:rPr>
@@ -925,7 +1050,7 @@
           <w:sz w:val="20"/>
           <w:szCs w:val="20"/>
         </w:rPr>
-        <w:t xml:space="preserve">Plan ahead:  </w:t>
+        <w:t xml:space="preserve">Add a spot:  </w:t>
       </w:r>
       <w:r>
         <w:rPr>
@@ -934,7 +1059,7 @@
           <w:sz w:val="20"/>
           <w:szCs w:val="20"/>
         </w:rPr>
-        <w:t xml:space="preserve">Drag the time slider to preview cloud cover and space weather up to 8 hours out.</w:t>
+        <w:t xml:space="preserve">Tap + PLACE PIN, tap the map, fill in the details, and submit for review.</w:t>
       </w:r>
     </w:p>
     <w:p>
@@ -947,7 +1072,7 @@
           <w:sz w:val="22"/>
           <w:szCs w:val="22"/>
         </w:rPr>
-        <w:t xml:space="preserve">🏕️  </w:t>
+        <w:t xml:space="preserve">🕐  </w:t>
       </w:r>
       <w:r>
         <w:rPr>
@@ -958,7 +1083,7 @@
           <w:sz w:val="20"/>
           <w:szCs w:val="20"/>
         </w:rPr>
-        <w:t xml:space="preserve">Pick a dark spot:  </w:t>
+        <w:t xml:space="preserve">Plan ahead:  </w:t>
       </w:r>
       <w:r>
         <w:rPr>
@@ -967,7 +1092,7 @@
           <w:sz w:val="20"/>
           <w:szCs w:val="20"/>
         </w:rPr>
-        <w:t xml:space="preserve">Green pins = dark and clear. Red pins = cloudy or light-polluted. Tap for the 9-hour cloud forecast.</w:t>
+        <w:t xml:space="preserve">Drag the time slider to see cloud cover and space weather up to 8 hours out.</w:t>
       </w:r>
     </w:p>
     <w:p>
@@ -980,6 +1105,39 @@
           <w:sz w:val="22"/>
           <w:szCs w:val="22"/>
         </w:rPr>
+        <w:t xml:space="preserve">🏕️  </w:t>
+      </w:r>
+      <w:r>
+        <w:rPr>
+          <w:rFonts w:ascii="Arial" w:cs="Arial" w:eastAsia="Arial" w:hAnsi="Arial"/>
+          <w:b/>
+          <w:bCs/>
+          <w:color w:val="1A7A6E"/>
+          <w:sz w:val="20"/>
+          <w:szCs w:val="20"/>
+        </w:rPr>
+        <w:t xml:space="preserve">Pick best location:  </w:t>
+      </w:r>
+      <w:r>
+        <w:rPr>
+          <w:rFonts w:ascii="Arial" w:cs="Arial" w:eastAsia="Arial" w:hAnsi="Arial"/>
+          <w:color w:val="333333"/>
+          <w:sz w:val="20"/>
+          <w:szCs w:val="20"/>
+        </w:rPr>
+        <w:t xml:space="preserve">Green pins = dark and clear. Red = cloudy or light-polluted. Tap for the 9-hour cloud forecast.</w:t>
+      </w:r>
+    </w:p>
+    <w:p>
+      <w:pPr>
+        <w:spacing w:after="100" w:before="100"/>
+      </w:pPr>
+      <w:r>
+        <w:rPr>
+          <w:rFonts w:ascii="Arial" w:cs="Arial" w:eastAsia="Arial" w:hAnsi="Arial"/>
+          <w:sz w:val="22"/>
+          <w:szCs w:val="22"/>
+        </w:rPr>
         <w:t xml:space="preserve">📸  </w:t>
       </w:r>
       <w:r>
@@ -1001,6 +1159,39 @@
           <w:szCs w:val="20"/>
         </w:rPr>
         <w:t xml:space="preserve">Tap any spot pin → Photos tab → + SUBMIT A PHOTO to contribute to the community gallery.</w:t>
+      </w:r>
+    </w:p>
+    <w:p>
+      <w:pPr>
+        <w:spacing w:after="100" w:before="100"/>
+      </w:pPr>
+      <w:r>
+        <w:rPr>
+          <w:rFonts w:ascii="Arial" w:cs="Arial" w:eastAsia="Arial" w:hAnsi="Arial"/>
+          <w:sz w:val="22"/>
+          <w:szCs w:val="22"/>
+        </w:rPr>
+        <w:t xml:space="preserve">🚩  </w:t>
+      </w:r>
+      <w:r>
+        <w:rPr>
+          <w:rFonts w:ascii="Arial" w:cs="Arial" w:eastAsia="Arial" w:hAnsi="Arial"/>
+          <w:b/>
+          <w:bCs/>
+          <w:color w:val="1A7A6E"/>
+          <w:sz w:val="20"/>
+          <w:szCs w:val="20"/>
+        </w:rPr>
+        <w:t xml:space="preserve">Problem photo?:  </w:t>
+      </w:r>
+      <w:r>
+        <w:rPr>
+          <w:rFonts w:ascii="Arial" w:cs="Arial" w:eastAsia="Arial" w:hAnsi="Arial"/>
+          <w:color w:val="333333"/>
+          <w:sz w:val="20"/>
+          <w:szCs w:val="20"/>
+        </w:rPr>
+        <w:t xml:space="preserve">Tap the flag icon on any photo to send it to the admin for review.</w:t>
       </w:r>
     </w:p>
     <w:p>
@@ -1214,18 +1405,6 @@
       <w:lvlJc w:val="left"/>
       <w:pPr>
         <w:ind w:left="6480" w:hanging="360"/>
-      </w:pPr>
-    </w:lvl>
-  </w:abstractNum>
-  <w:abstractNum w:abstractNumId="2" w15:restartNumberingAfterBreak="0">
-    <w:multiLevelType w:val="hybridMultilevel"/>
-    <w:lvl w:ilvl="0" w15:tentative="1">
-      <w:start w:val="1"/>
-      <w:numFmt w:val="bullet"/>
-      <w:lvlText w:val="•"/>
-      <w:lvlJc w:val="left"/>
-      <w:pPr>
-        <w:ind w:left="720" w:hanging="360"/>
       </w:pPr>
     </w:lvl>
   </w:abstractNum>
@@ -1421,22 +1600,5 @@
       <w:szCs w:val="20"/>
     </w:rPr>
   </w:style>
-  <w:style w:type="paragraph" w:styleId="Heading1">
-    <w:name w:val="Heading 1"/>
-    <w:basedOn w:val="Normal"/>
-    <w:next w:val="Normal"/>
-    <w:qFormat/>
-    <w:pPr>
-      <w:spacing w:after="120" w:before="360"/>
-      <w:outlineLvl w:val="0"/>
-    </w:pPr>
-    <w:rPr>
-      <w:rFonts w:ascii="Arial" w:cs="Arial" w:eastAsia="Arial" w:hAnsi="Arial"/>
-      <w:b/>
-      <w:bCs/>
-      <w:sz w:val="32"/>
-      <w:szCs w:val="32"/>
-    </w:rPr>
-  </w:style>
 </w:styles>
 </file>
--- a/documents/NightWatch_Quickstart.docx
+++ b/documents/NightWatch_Quickstart.docx
@@ -112,7 +112,7 @@
           <w:sz w:val="20"/>
           <w:szCs w:val="20"/>
         </w:rPr>
-        <w:t xml:space="preserve">Go to swl713.github.io/night-watch in Safari or Chrome. Enter the passphrase from Telegram. Tip: tap Share → Add to Home Screen for full-screen mode and easier access.</w:t>
+        <w:t xml:space="preserve">Go to swl713.github.io/night-watch in Safari or Chrome. Enter the passphrase from Telegram. Tip: tap Share → Add to Home Screen for a full-screen icon.</w:t>
       </w:r>
     </w:p>
     <w:p>
@@ -154,7 +154,7 @@
           <w:sz w:val="20"/>
           <w:szCs w:val="20"/>
         </w:rPr>
-        <w:t xml:space="preserve">The top panel shows current aurora intensity, Bz (negative = good), Chase Quality, moon interference, and astronomical darkness. Scrub the time slider at the bottom to preview future hours.</w:t>
+        <w:t xml:space="preserve">The top panel shows current aurora intensity, Bz (negative = good), Chase Quality, moon interference, and astronomical darkness. Scrub the time slider to preview future hours.</w:t>
       </w:r>
     </w:p>
     <w:p>
@@ -196,7 +196,7 @@
           <w:sz w:val="20"/>
           <w:szCs w:val="20"/>
         </w:rPr>
-        <w:t xml:space="preserve">Combined mode (default) shows cloud cover in red over light pollution. Clear dark areas are transparent — that's where you want to go. Tap any colored pin to see a spot's cloud forecast.</w:t>
+        <w:t xml:space="preserve">Both Clouds and Bortle are on by default — together they show cloud cover over light pollution. Clear dark areas are transparent. Tap any colored pin to see a spot's 8-hour cloud forecast.</w:t>
       </w:r>
     </w:p>
     <w:p>
@@ -553,7 +553,7 @@
                 <w:sz w:val="18"/>
                 <w:szCs w:val="18"/>
               </w:rPr>
-              <w:t xml:space="preserve">Cloud cover (map)</w:t>
+              <w:t xml:space="preserve">Map color</w:t>
             </w:r>
           </w:p>
         </w:tc>
@@ -584,7 +584,7 @@
                 <w:sz w:val="18"/>
                 <w:szCs w:val="18"/>
               </w:rPr>
-              <w:t xml:space="preserve">Transparent area</w:t>
+              <w:t xml:space="preserve">Transparent / dark area</w:t>
             </w:r>
           </w:p>
         </w:tc>
@@ -927,6 +927,495 @@
           <w:sz w:val="28"/>
           <w:szCs w:val="28"/>
         </w:rPr>
+        <w:t xml:space="preserve">Map Layers</w:t>
+      </w:r>
+    </w:p>
+    <w:tbl>
+      <w:tblPr>
+        <w:tblW w:type="dxa" w:w="10080"/>
+        <w:tblBorders>
+          <w:top w:val="single" w:color="auto" w:sz="4"/>
+          <w:left w:val="single" w:color="auto" w:sz="4"/>
+          <w:bottom w:val="single" w:color="auto" w:sz="4"/>
+          <w:right w:val="single" w:color="auto" w:sz="4"/>
+          <w:insideH w:val="single" w:color="auto" w:sz="4"/>
+          <w:insideV w:val="single" w:color="auto" w:sz="4"/>
+        </w:tblBorders>
+      </w:tblPr>
+      <w:tblGrid>
+        <w:gridCol w:w="1800"/>
+        <w:gridCol w:w="8280"/>
+      </w:tblGrid>
+      <w:tr>
+        <w:tc>
+          <w:tcPr>
+            <w:tcW w:type="dxa" w:w="5040"/>
+            <w:tcBorders>
+              <w:top w:val="single" w:color="CCCCCC" w:sz="1"/>
+              <w:left w:val="single" w:color="CCCCCC" w:sz="1"/>
+              <w:bottom w:val="single" w:color="CCCCCC" w:sz="1"/>
+              <w:right w:val="single" w:color="CCCCCC" w:sz="1"/>
+            </w:tcBorders>
+            <w:shd w:fill="1A7A6E" w:val="clear"/>
+            <w:tcMar>
+              <w:top w:type="dxa" w:w="80"/>
+              <w:left w:type="dxa" w:w="120"/>
+              <w:bottom w:type="dxa" w:w="80"/>
+              <w:right w:type="dxa" w:w="120"/>
+            </w:tcMar>
+          </w:tcPr>
+          <w:p>
+            <w:r>
+              <w:rPr>
+                <w:rFonts w:ascii="Arial" w:cs="Arial" w:eastAsia="Arial" w:hAnsi="Arial"/>
+                <w:b/>
+                <w:bCs/>
+                <w:color w:val="FFFFFF"/>
+                <w:sz w:val="18"/>
+                <w:szCs w:val="18"/>
+              </w:rPr>
+              <w:t xml:space="preserve">Button</w:t>
+            </w:r>
+          </w:p>
+        </w:tc>
+        <w:tc>
+          <w:tcPr>
+            <w:tcW w:type="dxa" w:w="5040"/>
+            <w:tcBorders>
+              <w:top w:val="single" w:color="CCCCCC" w:sz="1"/>
+              <w:left w:val="single" w:color="CCCCCC" w:sz="1"/>
+              <w:bottom w:val="single" w:color="CCCCCC" w:sz="1"/>
+              <w:right w:val="single" w:color="CCCCCC" w:sz="1"/>
+            </w:tcBorders>
+            <w:shd w:fill="1A7A6E" w:val="clear"/>
+            <w:tcMar>
+              <w:top w:type="dxa" w:w="80"/>
+              <w:left w:type="dxa" w:w="120"/>
+              <w:bottom w:type="dxa" w:w="80"/>
+              <w:right w:type="dxa" w:w="120"/>
+            </w:tcMar>
+          </w:tcPr>
+          <w:p>
+            <w:r>
+              <w:rPr>
+                <w:rFonts w:ascii="Arial" w:cs="Arial" w:eastAsia="Arial" w:hAnsi="Arial"/>
+                <w:b/>
+                <w:bCs/>
+                <w:color w:val="FFFFFF"/>
+                <w:sz w:val="18"/>
+                <w:szCs w:val="18"/>
+              </w:rPr>
+              <w:t xml:space="preserve">What it does</w:t>
+            </w:r>
+          </w:p>
+        </w:tc>
+      </w:tr>
+      <w:tr>
+        <w:tc>
+          <w:tcPr>
+            <w:tcW w:type="dxa" w:w="5040"/>
+            <w:tcBorders>
+              <w:top w:val="single" w:color="CCCCCC" w:sz="1"/>
+              <w:left w:val="single" w:color="CCCCCC" w:sz="1"/>
+              <w:bottom w:val="single" w:color="CCCCCC" w:sz="1"/>
+              <w:right w:val="single" w:color="CCCCCC" w:sz="1"/>
+            </w:tcBorders>
+            <w:shd w:fill="F0F8F5" w:val="clear"/>
+            <w:tcMar>
+              <w:top w:type="dxa" w:w="80"/>
+              <w:left w:type="dxa" w:w="120"/>
+              <w:bottom w:type="dxa" w:w="80"/>
+              <w:right w:type="dxa" w:w="120"/>
+            </w:tcMar>
+          </w:tcPr>
+          <w:p>
+            <w:r>
+              <w:rPr>
+                <w:rFonts w:ascii="Arial" w:cs="Arial" w:eastAsia="Arial" w:hAnsi="Arial"/>
+                <w:b w:val="false"/>
+                <w:bCs w:val="false"/>
+                <w:color w:val="222222"/>
+                <w:sz w:val="18"/>
+                <w:szCs w:val="18"/>
+              </w:rPr>
+              <w:t xml:space="preserve">Clouds</w:t>
+            </w:r>
+          </w:p>
+        </w:tc>
+        <w:tc>
+          <w:tcPr>
+            <w:tcW w:type="dxa" w:w="5040"/>
+            <w:tcBorders>
+              <w:top w:val="single" w:color="CCCCCC" w:sz="1"/>
+              <w:left w:val="single" w:color="CCCCCC" w:sz="1"/>
+              <w:bottom w:val="single" w:color="CCCCCC" w:sz="1"/>
+              <w:right w:val="single" w:color="CCCCCC" w:sz="1"/>
+            </w:tcBorders>
+            <w:shd w:fill="F0F8F5" w:val="clear"/>
+            <w:tcMar>
+              <w:top w:type="dxa" w:w="80"/>
+              <w:left w:type="dxa" w:w="120"/>
+              <w:bottom w:type="dxa" w:w="80"/>
+              <w:right w:type="dxa" w:w="120"/>
+            </w:tcMar>
+          </w:tcPr>
+          <w:p>
+            <w:r>
+              <w:rPr>
+                <w:rFonts w:ascii="Arial" w:cs="Arial" w:eastAsia="Arial" w:hAnsi="Arial"/>
+                <w:b w:val="false"/>
+                <w:bCs w:val="false"/>
+                <w:color w:val="222222"/>
+                <w:sz w:val="18"/>
+                <w:szCs w:val="18"/>
+              </w:rPr>
+              <w:t xml:space="preserve">Cloud cover forecast — transparent = clear, red = overcast</w:t>
+            </w:r>
+          </w:p>
+        </w:tc>
+      </w:tr>
+      <w:tr>
+        <w:tc>
+          <w:tcPr>
+            <w:tcW w:type="dxa" w:w="5040"/>
+            <w:tcBorders>
+              <w:top w:val="single" w:color="CCCCCC" w:sz="1"/>
+              <w:left w:val="single" w:color="CCCCCC" w:sz="1"/>
+              <w:bottom w:val="single" w:color="CCCCCC" w:sz="1"/>
+              <w:right w:val="single" w:color="CCCCCC" w:sz="1"/>
+            </w:tcBorders>
+            <w:shd w:fill="FFFFFF" w:val="clear"/>
+            <w:tcMar>
+              <w:top w:type="dxa" w:w="80"/>
+              <w:left w:type="dxa" w:w="120"/>
+              <w:bottom w:type="dxa" w:w="80"/>
+              <w:right w:type="dxa" w:w="120"/>
+            </w:tcMar>
+          </w:tcPr>
+          <w:p>
+            <w:r>
+              <w:rPr>
+                <w:rFonts w:ascii="Arial" w:cs="Arial" w:eastAsia="Arial" w:hAnsi="Arial"/>
+                <w:b w:val="false"/>
+                <w:bCs w:val="false"/>
+                <w:color w:val="222222"/>
+                <w:sz w:val="18"/>
+                <w:szCs w:val="18"/>
+              </w:rPr>
+              <w:t xml:space="preserve">Bortle</w:t>
+            </w:r>
+          </w:p>
+        </w:tc>
+        <w:tc>
+          <w:tcPr>
+            <w:tcW w:type="dxa" w:w="5040"/>
+            <w:tcBorders>
+              <w:top w:val="single" w:color="CCCCCC" w:sz="1"/>
+              <w:left w:val="single" w:color="CCCCCC" w:sz="1"/>
+              <w:bottom w:val="single" w:color="CCCCCC" w:sz="1"/>
+              <w:right w:val="single" w:color="CCCCCC" w:sz="1"/>
+            </w:tcBorders>
+            <w:shd w:fill="FFFFFF" w:val="clear"/>
+            <w:tcMar>
+              <w:top w:type="dxa" w:w="80"/>
+              <w:left w:type="dxa" w:w="120"/>
+              <w:bottom w:type="dxa" w:w="80"/>
+              <w:right w:type="dxa" w:w="120"/>
+            </w:tcMar>
+          </w:tcPr>
+          <w:p>
+            <w:r>
+              <w:rPr>
+                <w:rFonts w:ascii="Arial" w:cs="Arial" w:eastAsia="Arial" w:hAnsi="Arial"/>
+                <w:b w:val="false"/>
+                <w:bCs w:val="false"/>
+                <w:color w:val="222222"/>
+                <w:sz w:val="18"/>
+                <w:szCs w:val="18"/>
+              </w:rPr>
+              <w:t xml:space="preserve">Light pollution tiles — transparent = dark sky, red = light polluted</w:t>
+            </w:r>
+          </w:p>
+        </w:tc>
+      </w:tr>
+      <w:tr>
+        <w:tc>
+          <w:tcPr>
+            <w:tcW w:type="dxa" w:w="5040"/>
+            <w:tcBorders>
+              <w:top w:val="single" w:color="CCCCCC" w:sz="1"/>
+              <w:left w:val="single" w:color="CCCCCC" w:sz="1"/>
+              <w:bottom w:val="single" w:color="CCCCCC" w:sz="1"/>
+              <w:right w:val="single" w:color="CCCCCC" w:sz="1"/>
+            </w:tcBorders>
+            <w:shd w:fill="F0F8F5" w:val="clear"/>
+            <w:tcMar>
+              <w:top w:type="dxa" w:w="80"/>
+              <w:left w:type="dxa" w:w="120"/>
+              <w:bottom w:type="dxa" w:w="80"/>
+              <w:right w:type="dxa" w:w="120"/>
+            </w:tcMar>
+          </w:tcPr>
+          <w:p>
+            <w:r>
+              <w:rPr>
+                <w:rFonts w:ascii="Arial" w:cs="Arial" w:eastAsia="Arial" w:hAnsi="Arial"/>
+                <w:b w:val="false"/>
+                <w:bCs w:val="false"/>
+                <w:color w:val="222222"/>
+                <w:sz w:val="18"/>
+                <w:szCs w:val="18"/>
+              </w:rPr>
+              <w:t xml:space="preserve">Both on</w:t>
+            </w:r>
+          </w:p>
+        </w:tc>
+        <w:tc>
+          <w:tcPr>
+            <w:tcW w:type="dxa" w:w="5040"/>
+            <w:tcBorders>
+              <w:top w:val="single" w:color="CCCCCC" w:sz="1"/>
+              <w:left w:val="single" w:color="CCCCCC" w:sz="1"/>
+              <w:bottom w:val="single" w:color="CCCCCC" w:sz="1"/>
+              <w:right w:val="single" w:color="CCCCCC" w:sz="1"/>
+            </w:tcBorders>
+            <w:shd w:fill="F0F8F5" w:val="clear"/>
+            <w:tcMar>
+              <w:top w:type="dxa" w:w="80"/>
+              <w:left w:type="dxa" w:w="120"/>
+              <w:bottom w:type="dxa" w:w="80"/>
+              <w:right w:type="dxa" w:w="120"/>
+            </w:tcMar>
+          </w:tcPr>
+          <w:p>
+            <w:r>
+              <w:rPr>
+                <w:rFonts w:ascii="Arial" w:cs="Arial" w:eastAsia="Arial" w:hAnsi="Arial"/>
+                <w:b w:val="false"/>
+                <w:bCs w:val="false"/>
+                <w:color w:val="222222"/>
+                <w:sz w:val="18"/>
+                <w:szCs w:val="18"/>
+              </w:rPr>
+              <w:t xml:space="preserve">Combined view — light pollution with clouds overlaid (default)</w:t>
+            </w:r>
+          </w:p>
+        </w:tc>
+      </w:tr>
+      <w:tr>
+        <w:tc>
+          <w:tcPr>
+            <w:tcW w:type="dxa" w:w="5040"/>
+            <w:tcBorders>
+              <w:top w:val="single" w:color="CCCCCC" w:sz="1"/>
+              <w:left w:val="single" w:color="CCCCCC" w:sz="1"/>
+              <w:bottom w:val="single" w:color="CCCCCC" w:sz="1"/>
+              <w:right w:val="single" w:color="CCCCCC" w:sz="1"/>
+            </w:tcBorders>
+            <w:shd w:fill="FFFFFF" w:val="clear"/>
+            <w:tcMar>
+              <w:top w:type="dxa" w:w="80"/>
+              <w:left w:type="dxa" w:w="120"/>
+              <w:bottom w:type="dxa" w:w="80"/>
+              <w:right w:type="dxa" w:w="120"/>
+            </w:tcMar>
+          </w:tcPr>
+          <w:p>
+            <w:r>
+              <w:rPr>
+                <w:rFonts w:ascii="Arial" w:cs="Arial" w:eastAsia="Arial" w:hAnsi="Arial"/>
+                <w:b w:val="false"/>
+                <w:bCs w:val="false"/>
+                <w:color w:val="222222"/>
+                <w:sz w:val="18"/>
+                <w:szCs w:val="18"/>
+              </w:rPr>
+              <w:t xml:space="preserve">Ovation Model</w:t>
+            </w:r>
+          </w:p>
+        </w:tc>
+        <w:tc>
+          <w:tcPr>
+            <w:tcW w:type="dxa" w:w="5040"/>
+            <w:tcBorders>
+              <w:top w:val="single" w:color="CCCCCC" w:sz="1"/>
+              <w:left w:val="single" w:color="CCCCCC" w:sz="1"/>
+              <w:bottom w:val="single" w:color="CCCCCC" w:sz="1"/>
+              <w:right w:val="single" w:color="CCCCCC" w:sz="1"/>
+            </w:tcBorders>
+            <w:shd w:fill="FFFFFF" w:val="clear"/>
+            <w:tcMar>
+              <w:top w:type="dxa" w:w="80"/>
+              <w:left w:type="dxa" w:w="120"/>
+              <w:bottom w:type="dxa" w:w="80"/>
+              <w:right w:type="dxa" w:w="120"/>
+            </w:tcMar>
+          </w:tcPr>
+          <w:p>
+            <w:r>
+              <w:rPr>
+                <w:rFonts w:ascii="Arial" w:cs="Arial" w:eastAsia="Arial" w:hAnsi="Arial"/>
+                <w:b w:val="false"/>
+                <w:bCs w:val="false"/>
+                <w:color w:val="222222"/>
+                <w:sz w:val="18"/>
+                <w:szCs w:val="18"/>
+              </w:rPr>
+              <w:t xml:space="preserve">NOAA auroral oval showing where aurora is currently active</w:t>
+            </w:r>
+          </w:p>
+        </w:tc>
+      </w:tr>
+      <w:tr>
+        <w:tc>
+          <w:tcPr>
+            <w:tcW w:type="dxa" w:w="5040"/>
+            <w:tcBorders>
+              <w:top w:val="single" w:color="CCCCCC" w:sz="1"/>
+              <w:left w:val="single" w:color="CCCCCC" w:sz="1"/>
+              <w:bottom w:val="single" w:color="CCCCCC" w:sz="1"/>
+              <w:right w:val="single" w:color="CCCCCC" w:sz="1"/>
+            </w:tcBorders>
+            <w:shd w:fill="F0F8F5" w:val="clear"/>
+            <w:tcMar>
+              <w:top w:type="dxa" w:w="80"/>
+              <w:left w:type="dxa" w:w="120"/>
+              <w:bottom w:type="dxa" w:w="80"/>
+              <w:right w:type="dxa" w:w="120"/>
+            </w:tcMar>
+          </w:tcPr>
+          <w:p>
+            <w:r>
+              <w:rPr>
+                <w:rFonts w:ascii="Arial" w:cs="Arial" w:eastAsia="Arial" w:hAnsi="Arial"/>
+                <w:b w:val="false"/>
+                <w:bCs w:val="false"/>
+                <w:color w:val="222222"/>
+                <w:sz w:val="18"/>
+                <w:szCs w:val="18"/>
+              </w:rPr>
+              <w:t xml:space="preserve">Locations</w:t>
+            </w:r>
+          </w:p>
+        </w:tc>
+        <w:tc>
+          <w:tcPr>
+            <w:tcW w:type="dxa" w:w="5040"/>
+            <w:tcBorders>
+              <w:top w:val="single" w:color="CCCCCC" w:sz="1"/>
+              <w:left w:val="single" w:color="CCCCCC" w:sz="1"/>
+              <w:bottom w:val="single" w:color="CCCCCC" w:sz="1"/>
+              <w:right w:val="single" w:color="CCCCCC" w:sz="1"/>
+            </w:tcBorders>
+            <w:shd w:fill="F0F8F5" w:val="clear"/>
+            <w:tcMar>
+              <w:top w:type="dxa" w:w="80"/>
+              <w:left w:type="dxa" w:w="120"/>
+              <w:bottom w:type="dxa" w:w="80"/>
+              <w:right w:type="dxa" w:w="120"/>
+            </w:tcMar>
+          </w:tcPr>
+          <w:p>
+            <w:r>
+              <w:rPr>
+                <w:rFonts w:ascii="Arial" w:cs="Arial" w:eastAsia="Arial" w:hAnsi="Arial"/>
+                <w:b w:val="false"/>
+                <w:bCs w:val="false"/>
+                <w:color w:val="222222"/>
+                <w:sz w:val="18"/>
+                <w:szCs w:val="18"/>
+              </w:rPr>
+              <w:t xml:space="preserve">Community dark sky spots, color-coded by chase score</w:t>
+            </w:r>
+          </w:p>
+        </w:tc>
+      </w:tr>
+      <w:tr>
+        <w:tc>
+          <w:tcPr>
+            <w:tcW w:type="dxa" w:w="5040"/>
+            <w:tcBorders>
+              <w:top w:val="single" w:color="CCCCCC" w:sz="1"/>
+              <w:left w:val="single" w:color="CCCCCC" w:sz="1"/>
+              <w:bottom w:val="single" w:color="CCCCCC" w:sz="1"/>
+              <w:right w:val="single" w:color="CCCCCC" w:sz="1"/>
+            </w:tcBorders>
+            <w:shd w:fill="FFFFFF" w:val="clear"/>
+            <w:tcMar>
+              <w:top w:type="dxa" w:w="80"/>
+              <w:left w:type="dxa" w:w="120"/>
+              <w:bottom w:type="dxa" w:w="80"/>
+              <w:right w:type="dxa" w:w="120"/>
+            </w:tcMar>
+          </w:tcPr>
+          <w:p>
+            <w:r>
+              <w:rPr>
+                <w:rFonts w:ascii="Arial" w:cs="Arial" w:eastAsia="Arial" w:hAnsi="Arial"/>
+                <w:b w:val="false"/>
+                <w:bCs w:val="false"/>
+                <w:color w:val="222222"/>
+                <w:sz w:val="18"/>
+                <w:szCs w:val="18"/>
+              </w:rPr>
+              <w:t xml:space="preserve">Active Hunt</w:t>
+            </w:r>
+          </w:p>
+        </w:tc>
+        <w:tc>
+          <w:tcPr>
+            <w:tcW w:type="dxa" w:w="5040"/>
+            <w:tcBorders>
+              <w:top w:val="single" w:color="CCCCCC" w:sz="1"/>
+              <w:left w:val="single" w:color="CCCCCC" w:sz="1"/>
+              <w:bottom w:val="single" w:color="CCCCCC" w:sz="1"/>
+              <w:right w:val="single" w:color="CCCCCC" w:sz="1"/>
+            </w:tcBorders>
+            <w:shd w:fill="FFFFFF" w:val="clear"/>
+            <w:tcMar>
+              <w:top w:type="dxa" w:w="80"/>
+              <w:left w:type="dxa" w:w="120"/>
+              <w:bottom w:type="dxa" w:w="80"/>
+              <w:right w:type="dxa" w:w="120"/>
+            </w:tcMar>
+          </w:tcPr>
+          <w:p>
+            <w:r>
+              <w:rPr>
+                <w:rFonts w:ascii="Arial" w:cs="Arial" w:eastAsia="Arial" w:hAnsi="Arial"/>
+                <w:b w:val="false"/>
+                <w:bCs w:val="false"/>
+                <w:color w:val="222222"/>
+                <w:sz w:val="18"/>
+                <w:szCs w:val="18"/>
+              </w:rPr>
+              <w:t xml:space="preserve">Live sighting reports — fading teal rings, expire in 5 hours</w:t>
+            </w:r>
+          </w:p>
+        </w:tc>
+      </w:tr>
+    </w:tbl>
+    <w:p>
+      <w:pPr>
+        <w:pBdr>
+          <w:bottom w:val="single" w:color="DDDDDD" w:sz="2"/>
+        </w:pBdr>
+        <w:spacing w:after="240" w:before="240"/>
+      </w:pPr>
+    </w:p>
+    <w:p>
+      <w:pPr>
+        <w:spacing w:after="120" w:before="0"/>
+      </w:pPr>
+      <w:r>
+        <w:rPr>
+          <w:rFonts w:ascii="Arial" w:cs="Arial" w:eastAsia="Arial" w:hAnsi="Arial"/>
+          <w:b/>
+          <w:bCs/>
+          <w:color w:val="1A1A2E"/>
+          <w:sz w:val="28"/>
+          <w:szCs w:val="28"/>
+        </w:rPr>
         <w:t xml:space="preserve">Quick Tips</w:t>
       </w:r>
     </w:p>
@@ -960,7 +1449,7 @@
           <w:sz w:val="20"/>
           <w:szCs w:val="20"/>
         </w:rPr>
-        <w:t xml:space="preserve">Tap REPORT AURORA in the bottom bar to log a live sighting with GPS location and what you're observing. Your report shows as a teal ring for 5 hours.</w:t>
+        <w:t xml:space="preserve">Tap REPORT AURORA in the bottom bar. GPS auto-fills. Check what you see and confirm. Your ring appears instantly for everyone.</w:t>
       </w:r>
     </w:p>
     <w:p>
@@ -973,7 +1462,7 @@
           <w:sz w:val="22"/>
           <w:szCs w:val="22"/>
         </w:rPr>
-        <w:t xml:space="preserve">🌙  </w:t>
+        <w:t xml:space="preserve">↩  </w:t>
       </w:r>
       <w:r>
         <w:rPr>
@@ -984,7 +1473,7 @@
           <w:sz w:val="20"/>
           <w:szCs w:val="20"/>
         </w:rPr>
-        <w:t xml:space="preserve">Night vision:  </w:t>
+        <w:t xml:space="preserve">Submitted by accident?:  </w:t>
       </w:r>
       <w:r>
         <w:rPr>
@@ -993,7 +1482,7 @@
           <w:sz w:val="20"/>
           <w:szCs w:val="20"/>
         </w:rPr>
-        <w:t xml:space="preserve">Tap the crescent moon icon below the search button to switch the entire app to red/black night vision mode — protects your dark-adapted vision.</w:t>
+        <w:t xml:space="preserve">Tap your sighting ring → Undo My Sighting (same device) or Request Removal with a comment (different device).</w:t>
       </w:r>
     </w:p>
     <w:p>
@@ -1006,7 +1495,7 @@
           <w:sz w:val="22"/>
           <w:szCs w:val="22"/>
         </w:rPr>
-        <w:t xml:space="preserve">🔍  </w:t>
+        <w:t xml:space="preserve">🌙  </w:t>
       </w:r>
       <w:r>
         <w:rPr>
@@ -1017,7 +1506,7 @@
           <w:sz w:val="20"/>
           <w:szCs w:val="20"/>
         </w:rPr>
-        <w:t xml:space="preserve">Find a place:  </w:t>
+        <w:t xml:space="preserve">Night vision:  </w:t>
       </w:r>
       <w:r>
         <w:rPr>
@@ -1026,7 +1515,7 @@
           <w:sz w:val="20"/>
           <w:szCs w:val="20"/>
         </w:rPr>
-        <w:t xml:space="preserve">Tap the magnifying glass top-left on the map to search any city, park, or landmark.</w:t>
+        <w:t xml:space="preserve">Tap the moon icon below the search button — entire app goes red/black to protect your dark adaptation.</w:t>
       </w:r>
     </w:p>
     <w:p>
@@ -1039,7 +1528,7 @@
           <w:sz w:val="22"/>
           <w:szCs w:val="22"/>
         </w:rPr>
-        <w:t xml:space="preserve">📍  </w:t>
+        <w:t xml:space="preserve">📷  </w:t>
       </w:r>
       <w:r>
         <w:rPr>
@@ -1050,7 +1539,7 @@
           <w:sz w:val="20"/>
           <w:szCs w:val="20"/>
         </w:rPr>
-        <w:t xml:space="preserve">Add a spot:  </w:t>
+        <w:t xml:space="preserve">Camera settings:  </w:t>
       </w:r>
       <w:r>
         <w:rPr>
@@ -1059,7 +1548,7 @@
           <w:sz w:val="20"/>
           <w:szCs w:val="20"/>
         </w:rPr>
-        <w:t xml:space="preserve">Tap + PLACE PIN, tap the map, fill in the details, and submit for review.</w:t>
+        <w:t xml:space="preserve">Tap the camera icon, then tap your shooting location on the map. Get recommended ISO, shutter speed, and aperture for your exact device and conditions.</w:t>
       </w:r>
     </w:p>
     <w:p>
@@ -1072,7 +1561,7 @@
           <w:sz w:val="22"/>
           <w:szCs w:val="22"/>
         </w:rPr>
-        <w:t xml:space="preserve">🕐  </w:t>
+        <w:t xml:space="preserve">🔍  </w:t>
       </w:r>
       <w:r>
         <w:rPr>
@@ -1083,7 +1572,7 @@
           <w:sz w:val="20"/>
           <w:szCs w:val="20"/>
         </w:rPr>
-        <w:t xml:space="preserve">Plan ahead:  </w:t>
+        <w:t xml:space="preserve">Find a place:  </w:t>
       </w:r>
       <w:r>
         <w:rPr>
@@ -1092,7 +1581,7 @@
           <w:sz w:val="20"/>
           <w:szCs w:val="20"/>
         </w:rPr>
-        <w:t xml:space="preserve">Drag the time slider to see cloud cover and space weather up to 8 hours out.</w:t>
+        <w:t xml:space="preserve">Tap the magnifying glass top-left on the map to search any city, park, or landmark.</w:t>
       </w:r>
     </w:p>
     <w:p>
@@ -1105,7 +1594,7 @@
           <w:sz w:val="22"/>
           <w:szCs w:val="22"/>
         </w:rPr>
-        <w:t xml:space="preserve">🏕️  </w:t>
+        <w:t xml:space="preserve">📍  </w:t>
       </w:r>
       <w:r>
         <w:rPr>
@@ -1116,7 +1605,7 @@
           <w:sz w:val="20"/>
           <w:szCs w:val="20"/>
         </w:rPr>
-        <w:t xml:space="preserve">Pick best location:  </w:t>
+        <w:t xml:space="preserve">Add a spot:  </w:t>
       </w:r>
       <w:r>
         <w:rPr>
@@ -1125,7 +1614,7 @@
           <w:sz w:val="20"/>
           <w:szCs w:val="20"/>
         </w:rPr>
-        <w:t xml:space="preserve">Green pins = dark and clear. Red = cloudy or light-polluted. Tap for the 9-hour cloud forecast.</w:t>
+        <w:t xml:space="preserve">Tap + PLACE PIN, tap the map, fill in the details, submit for review.</w:t>
       </w:r>
     </w:p>
     <w:p>
@@ -1138,7 +1627,7 @@
           <w:sz w:val="22"/>
           <w:szCs w:val="22"/>
         </w:rPr>
-        <w:t xml:space="preserve">📸  </w:t>
+        <w:t xml:space="preserve">🕐  </w:t>
       </w:r>
       <w:r>
         <w:rPr>
@@ -1149,7 +1638,7 @@
           <w:sz w:val="20"/>
           <w:szCs w:val="20"/>
         </w:rPr>
-        <w:t xml:space="preserve">Share a photo:  </w:t>
+        <w:t xml:space="preserve">Plan ahead:  </w:t>
       </w:r>
       <w:r>
         <w:rPr>
@@ -1158,7 +1647,7 @@
           <w:sz w:val="20"/>
           <w:szCs w:val="20"/>
         </w:rPr>
-        <w:t xml:space="preserve">Tap any spot pin → Photos tab → + SUBMIT A PHOTO to contribute to the community gallery.</w:t>
+        <w:t xml:space="preserve">Drag the time slider to see cloud cover and space weather up to 8 hours out.</w:t>
       </w:r>
     </w:p>
     <w:p>
@@ -1171,7 +1660,7 @@
           <w:sz w:val="22"/>
           <w:szCs w:val="22"/>
         </w:rPr>
-        <w:t xml:space="preserve">🚩  </w:t>
+        <w:t xml:space="preserve">🏕️  </w:t>
       </w:r>
       <w:r>
         <w:rPr>
@@ -1182,6 +1671,72 @@
           <w:sz w:val="20"/>
           <w:szCs w:val="20"/>
         </w:rPr>
+        <w:t xml:space="preserve">Pick best location:  </w:t>
+      </w:r>
+      <w:r>
+        <w:rPr>
+          <w:rFonts w:ascii="Arial" w:cs="Arial" w:eastAsia="Arial" w:hAnsi="Arial"/>
+          <w:color w:val="333333"/>
+          <w:sz w:val="20"/>
+          <w:szCs w:val="20"/>
+        </w:rPr>
+        <w:t xml:space="preserve">Green pins = dark and clear. Red = cloudy or light-polluted. Tap for the 8-hour cloud forecast.</w:t>
+      </w:r>
+    </w:p>
+    <w:p>
+      <w:pPr>
+        <w:spacing w:after="100" w:before="100"/>
+      </w:pPr>
+      <w:r>
+        <w:rPr>
+          <w:rFonts w:ascii="Arial" w:cs="Arial" w:eastAsia="Arial" w:hAnsi="Arial"/>
+          <w:sz w:val="22"/>
+          <w:szCs w:val="22"/>
+        </w:rPr>
+        <w:t xml:space="preserve">📸  </w:t>
+      </w:r>
+      <w:r>
+        <w:rPr>
+          <w:rFonts w:ascii="Arial" w:cs="Arial" w:eastAsia="Arial" w:hAnsi="Arial"/>
+          <w:b/>
+          <w:bCs/>
+          <w:color w:val="1A7A6E"/>
+          <w:sz w:val="20"/>
+          <w:szCs w:val="20"/>
+        </w:rPr>
+        <w:t xml:space="preserve">Share a photo:  </w:t>
+      </w:r>
+      <w:r>
+        <w:rPr>
+          <w:rFonts w:ascii="Arial" w:cs="Arial" w:eastAsia="Arial" w:hAnsi="Arial"/>
+          <w:color w:val="333333"/>
+          <w:sz w:val="20"/>
+          <w:szCs w:val="20"/>
+        </w:rPr>
+        <w:t xml:space="preserve">Tap any spot pin → Photos tab → + SUBMIT A PHOTO.</w:t>
+      </w:r>
+    </w:p>
+    <w:p>
+      <w:pPr>
+        <w:spacing w:after="100" w:before="100"/>
+      </w:pPr>
+      <w:r>
+        <w:rPr>
+          <w:rFonts w:ascii="Arial" w:cs="Arial" w:eastAsia="Arial" w:hAnsi="Arial"/>
+          <w:sz w:val="22"/>
+          <w:szCs w:val="22"/>
+        </w:rPr>
+        <w:t xml:space="preserve">🚩  </w:t>
+      </w:r>
+      <w:r>
+        <w:rPr>
+          <w:rFonts w:ascii="Arial" w:cs="Arial" w:eastAsia="Arial" w:hAnsi="Arial"/>
+          <w:b/>
+          <w:bCs/>
+          <w:color w:val="1A7A6E"/>
+          <w:sz w:val="20"/>
+          <w:szCs w:val="20"/>
+        </w:rPr>
         <w:t xml:space="preserve">Problem photo?:  </w:t>
       </w:r>
       <w:r>
@@ -1191,7 +1746,7 @@
           <w:sz w:val="20"/>
           <w:szCs w:val="20"/>
         </w:rPr>
-        <w:t xml:space="preserve">Tap the flag icon on any photo to send it to the admin for review.</w:t>
+        <w:t xml:space="preserve">Tap the flag icon on any photo to send it to admin for review.</w:t>
       </w:r>
     </w:p>
     <w:p>

--- a/documents/NightWatch_Quickstart.docx
+++ b/documents/NightWatch_Quickstart.docx
@@ -196,7 +196,7 @@
           <w:sz w:val="20"/>
           <w:szCs w:val="20"/>
         </w:rPr>
-        <w:t xml:space="preserve">Both Clouds and Bortle are on by default — together they show cloud cover over light pollution. Clear dark areas are transparent. Tap any colored pin to see a spot's 8-hour cloud forecast.</w:t>
+        <w:t xml:space="preserve">Both Clouds and Bortle layers are on by default. Clear dark areas are transparent. Tap any colored pin for an 8-hour cloud forecast at that exact spot.</w:t>
       </w:r>
     </w:p>
     <w:p>
@@ -394,7 +394,7 @@
                 <w:sz w:val="18"/>
                 <w:szCs w:val="18"/>
               </w:rPr>
-              <w:t xml:space="preserve">Negative (−5 or lower)</w:t>
+              <w:t xml:space="preserve">Negative (-5 or lower)</w:t>
             </w:r>
           </w:p>
         </w:tc>
@@ -553,7 +553,7 @@
                 <w:sz w:val="18"/>
                 <w:szCs w:val="18"/>
               </w:rPr>
-              <w:t xml:space="preserve">Map color</w:t>
+              <w:t xml:space="preserve">Map pins</w:t>
             </w:r>
           </w:p>
         </w:tc>
@@ -584,7 +584,7 @@
                 <w:sz w:val="18"/>
                 <w:szCs w:val="18"/>
               </w:rPr>
-              <w:t xml:space="preserve">Transparent / dark area</w:t>
+              <w:t xml:space="preserve">Green — dark and clear</w:t>
             </w:r>
           </w:p>
         </w:tc>
@@ -615,7 +615,7 @@
                 <w:sz w:val="18"/>
                 <w:szCs w:val="18"/>
               </w:rPr>
-              <w:t xml:space="preserve">Red area</w:t>
+              <w:t xml:space="preserve">Red — cloudy or light-polluted</w:t>
             </w:r>
           </w:p>
         </w:tc>
@@ -1069,7 +1069,7 @@
                 <w:sz w:val="18"/>
                 <w:szCs w:val="18"/>
               </w:rPr>
-              <w:t xml:space="preserve">Cloud cover forecast — transparent = clear, red = overcast</w:t>
+              <w:t xml:space="preserve">Cloud cover for selected hour — transparent = clear, red = overcast</w:t>
             </w:r>
           </w:p>
         </w:tc>
@@ -1325,7 +1325,7 @@
                 <w:sz w:val="18"/>
                 <w:szCs w:val="18"/>
               </w:rPr>
-              <w:t xml:space="preserve">Community dark sky spots, color-coded by chase score</w:t>
+              <w:t xml:space="preserve">Dark sky spots, color-coded by chase score (normal) or 8h cloud avg (Clear Sky mode)</w:t>
             </w:r>
           </w:p>
         </w:tc>
@@ -1358,6 +1358,70 @@
                 <w:sz w:val="18"/>
                 <w:szCs w:val="18"/>
               </w:rPr>
+              <w:t xml:space="preserve">Live Cams</w:t>
+            </w:r>
+          </w:p>
+        </w:tc>
+        <w:tc>
+          <w:tcPr>
+            <w:tcW w:type="dxa" w:w="5040"/>
+            <w:tcBorders>
+              <w:top w:val="single" w:color="CCCCCC" w:sz="1"/>
+              <w:left w:val="single" w:color="CCCCCC" w:sz="1"/>
+              <w:bottom w:val="single" w:color="CCCCCC" w:sz="1"/>
+              <w:right w:val="single" w:color="CCCCCC" w:sz="1"/>
+            </w:tcBorders>
+            <w:shd w:fill="FFFFFF" w:val="clear"/>
+            <w:tcMar>
+              <w:top w:type="dxa" w:w="80"/>
+              <w:left w:type="dxa" w:w="120"/>
+              <w:bottom w:type="dxa" w:w="80"/>
+              <w:right w:type="dxa" w:w="120"/>
+            </w:tcMar>
+          </w:tcPr>
+          <w:p>
+            <w:r>
+              <w:rPr>
+                <w:rFonts w:ascii="Arial" w:cs="Arial" w:eastAsia="Arial" w:hAnsi="Arial"/>
+                <w:b w:val="false"/>
+                <w:bCs w:val="false"/>
+                <w:color w:val="222222"/>
+                <w:sz w:val="18"/>
+                <w:szCs w:val="18"/>
+              </w:rPr>
+              <w:t xml:space="preserve">Aurora webcam markers — tap for snapshot + Watch Live link</w:t>
+            </w:r>
+          </w:p>
+        </w:tc>
+      </w:tr>
+      <w:tr>
+        <w:tc>
+          <w:tcPr>
+            <w:tcW w:type="dxa" w:w="5040"/>
+            <w:tcBorders>
+              <w:top w:val="single" w:color="CCCCCC" w:sz="1"/>
+              <w:left w:val="single" w:color="CCCCCC" w:sz="1"/>
+              <w:bottom w:val="single" w:color="CCCCCC" w:sz="1"/>
+              <w:right w:val="single" w:color="CCCCCC" w:sz="1"/>
+            </w:tcBorders>
+            <w:shd w:fill="F0F8F5" w:val="clear"/>
+            <w:tcMar>
+              <w:top w:type="dxa" w:w="80"/>
+              <w:left w:type="dxa" w:w="120"/>
+              <w:bottom w:type="dxa" w:w="80"/>
+              <w:right w:type="dxa" w:w="120"/>
+            </w:tcMar>
+          </w:tcPr>
+          <w:p>
+            <w:r>
+              <w:rPr>
+                <w:rFonts w:ascii="Arial" w:cs="Arial" w:eastAsia="Arial" w:hAnsi="Arial"/>
+                <w:b w:val="false"/>
+                <w:bCs w:val="false"/>
+                <w:color w:val="222222"/>
+                <w:sz w:val="18"/>
+                <w:szCs w:val="18"/>
+              </w:rPr>
               <w:t xml:space="preserve">Active Hunt</w:t>
             </w:r>
           </w:p>
@@ -1371,7 +1435,7 @@
               <w:bottom w:val="single" w:color="CCCCCC" w:sz="1"/>
               <w:right w:val="single" w:color="CCCCCC" w:sz="1"/>
             </w:tcBorders>
-            <w:shd w:fill="FFFFFF" w:val="clear"/>
+            <w:shd w:fill="F0F8F5" w:val="clear"/>
             <w:tcMar>
               <w:top w:type="dxa" w:w="80"/>
               <w:left w:type="dxa" w:w="120"/>
@@ -1416,6 +1480,74 @@
           <w:sz w:val="28"/>
           <w:szCs w:val="28"/>
         </w:rPr>
+        <w:t xml:space="preserve">Clear Sky Finder</w:t>
+      </w:r>
+    </w:p>
+    <w:p>
+      <w:pPr>
+        <w:spacing w:after="100" w:before="0"/>
+      </w:pPr>
+      <w:r>
+        <w:rPr>
+          <w:rFonts w:ascii="Arial" w:cs="Arial" w:eastAsia="Arial" w:hAnsi="Arial"/>
+          <w:color w:val="333333"/>
+          <w:sz w:val="20"/>
+          <w:szCs w:val="20"/>
+        </w:rPr>
+        <w:t xml:space="preserve">Tap the cloud button (below the camera icon) to activate Clear Sky Finder mode. A teal heatmap overlay appears showing which regions have the clearest skies averaged across the next 8 hours — not just the current hour.</w:t>
+      </w:r>
+    </w:p>
+    <w:p>
+      <w:pPr>
+        <w:spacing w:after="100" w:before="0"/>
+      </w:pPr>
+      <w:r>
+        <w:rPr>
+          <w:rFonts w:ascii="Arial" w:cs="Arial" w:eastAsia="Arial" w:hAnsi="Arial"/>
+          <w:color w:val="333333"/>
+          <w:sz w:val="20"/>
+          <w:szCs w:val="20"/>
+        </w:rPr>
+        <w:t xml:space="preserve">Teal = consistently clear opportunities. Fading to transparent = increasing average cloud coverage. The spot pins switch to teal-to-red coloring based on 8-hour average clouds only — Bortle is not a factor in this mode.</w:t>
+      </w:r>
+    </w:p>
+    <w:p>
+      <w:pPr>
+        <w:spacing w:after="160" w:before="0"/>
+      </w:pPr>
+      <w:r>
+        <w:rPr>
+          <w:rFonts w:ascii="Arial" w:cs="Arial" w:eastAsia="Arial" w:hAnsi="Arial"/>
+          <w:i/>
+          <w:iCs/>
+          <w:color w:val="333333"/>
+          <w:sz w:val="20"/>
+          <w:szCs w:val="20"/>
+        </w:rPr>
+        <w:t xml:space="preserve">Pro tip: turn the Clouds layer back on while Clear Sky Finder is active to compare the 8-hour opportunity zones (teal heatmap) against the current hourly cloud snapshot (red overlay) as you scrub the time slider. The teal and red are intentionally distinct colors so both can be read simultaneously. Teal = where you have a good window. Red = what is in the way right now.</w:t>
+      </w:r>
+    </w:p>
+    <w:p>
+      <w:pPr>
+        <w:pBdr>
+          <w:bottom w:val="single" w:color="DDDDDD" w:sz="2"/>
+        </w:pBdr>
+        <w:spacing w:after="240" w:before="240"/>
+      </w:pPr>
+    </w:p>
+    <w:p>
+      <w:pPr>
+        <w:spacing w:after="120" w:before="0"/>
+      </w:pPr>
+      <w:r>
+        <w:rPr>
+          <w:rFonts w:ascii="Arial" w:cs="Arial" w:eastAsia="Arial" w:hAnsi="Arial"/>
+          <w:b/>
+          <w:bCs/>
+          <w:color w:val="1A1A2E"/>
+          <w:sz w:val="28"/>
+          <w:szCs w:val="28"/>
+        </w:rPr>
         <w:t xml:space="preserve">Quick Tips</w:t>
       </w:r>
     </w:p>
@@ -1449,7 +1581,7 @@
           <w:sz w:val="20"/>
           <w:szCs w:val="20"/>
         </w:rPr>
-        <w:t xml:space="preserve">Tap REPORT AURORA in the bottom bar. GPS auto-fills. Check what you see and confirm. Your ring appears instantly for everyone.</w:t>
+        <w:t xml:space="preserve">Tap REPORT AURORA. GPS auto-fills. Check what you see and confirm. Your ring appears instantly for everyone.</w:t>
       </w:r>
     </w:p>
     <w:p>
@@ -1482,7 +1614,7 @@
           <w:sz w:val="20"/>
           <w:szCs w:val="20"/>
         </w:rPr>
-        <w:t xml:space="preserve">Tap your sighting ring → Undo My Sighting (same device) or Request Removal with a comment (different device).</w:t>
+        <w:t xml:space="preserve">Tap your ring → Undo My Sighting (same device, instant) or Request Removal with a comment (different device, goes to admin).</w:t>
       </w:r>
     </w:p>
     <w:p>
@@ -1495,7 +1627,7 @@
           <w:sz w:val="22"/>
           <w:szCs w:val="22"/>
         </w:rPr>
-        <w:t xml:space="preserve">🌙  </w:t>
+        <w:t xml:space="preserve">☁️  </w:t>
       </w:r>
       <w:r>
         <w:rPr>
@@ -1506,7 +1638,7 @@
           <w:sz w:val="20"/>
           <w:szCs w:val="20"/>
         </w:rPr>
-        <w:t xml:space="preserve">Night vision:  </w:t>
+        <w:t xml:space="preserve">Clear Sky Finder:  </w:t>
       </w:r>
       <w:r>
         <w:rPr>
@@ -1515,7 +1647,7 @@
           <w:sz w:val="20"/>
           <w:szCs w:val="20"/>
         </w:rPr>
-        <w:t xml:space="preserve">Tap the moon icon below the search button — entire app goes red/black to protect your dark adaptation.</w:t>
+        <w:t xml:space="preserve">Tap the cloud icon to see 8-hour average clear sky zones as a teal heatmap. Pair with Clouds layer to compare average windows vs current conditions.</w:t>
       </w:r>
     </w:p>
     <w:p>
@@ -1528,7 +1660,7 @@
           <w:sz w:val="22"/>
           <w:szCs w:val="22"/>
         </w:rPr>
-        <w:t xml:space="preserve">📷  </w:t>
+        <w:t xml:space="preserve">📹  </w:t>
       </w:r>
       <w:r>
         <w:rPr>
@@ -1539,7 +1671,7 @@
           <w:sz w:val="20"/>
           <w:szCs w:val="20"/>
         </w:rPr>
-        <w:t xml:space="preserve">Camera settings:  </w:t>
+        <w:t xml:space="preserve">Live cams:  </w:t>
       </w:r>
       <w:r>
         <w:rPr>
@@ -1548,7 +1680,7 @@
           <w:sz w:val="20"/>
           <w:szCs w:val="20"/>
         </w:rPr>
-        <w:t xml:space="preserve">Tap the camera icon, then tap your shooting location on the map. Get recommended ISO, shutter speed, and aperture for your exact device and conditions.</w:t>
+        <w:t xml:space="preserve">Tap Live Cams in layer controls — map zooms to show all cameras. Tap any marker for a sky snapshot + Watch Live button.</w:t>
       </w:r>
     </w:p>
     <w:p>
@@ -1561,7 +1693,7 @@
           <w:sz w:val="22"/>
           <w:szCs w:val="22"/>
         </w:rPr>
-        <w:t xml:space="preserve">🔍  </w:t>
+        <w:t xml:space="preserve">🌙  </w:t>
       </w:r>
       <w:r>
         <w:rPr>
@@ -1572,7 +1704,7 @@
           <w:sz w:val="20"/>
           <w:szCs w:val="20"/>
         </w:rPr>
-        <w:t xml:space="preserve">Find a place:  </w:t>
+        <w:t xml:space="preserve">Night vision:  </w:t>
       </w:r>
       <w:r>
         <w:rPr>
@@ -1581,7 +1713,7 @@
           <w:sz w:val="20"/>
           <w:szCs w:val="20"/>
         </w:rPr>
-        <w:t xml:space="preserve">Tap the magnifying glass top-left on the map to search any city, park, or landmark.</w:t>
+        <w:t xml:space="preserve">Tap the moon icon — entire app goes red/black to protect your dark adaptation.</w:t>
       </w:r>
     </w:p>
     <w:p>
@@ -1594,7 +1726,7 @@
           <w:sz w:val="22"/>
           <w:szCs w:val="22"/>
         </w:rPr>
-        <w:t xml:space="preserve">📍  </w:t>
+        <w:t xml:space="preserve">📷  </w:t>
       </w:r>
       <w:r>
         <w:rPr>
@@ -1605,7 +1737,7 @@
           <w:sz w:val="20"/>
           <w:szCs w:val="20"/>
         </w:rPr>
-        <w:t xml:space="preserve">Add a spot:  </w:t>
+        <w:t xml:space="preserve">Camera settings:  </w:t>
       </w:r>
       <w:r>
         <w:rPr>
@@ -1614,7 +1746,7 @@
           <w:sz w:val="20"/>
           <w:szCs w:val="20"/>
         </w:rPr>
-        <w:t xml:space="preserve">Tap + PLACE PIN, tap the map, fill in the details, submit for review.</w:t>
+        <w:t xml:space="preserve">Tap the camera icon, then your shooting spot on the map. Get ISO, shutter, and aperture for your exact device and conditions.</w:t>
       </w:r>
     </w:p>
     <w:p>
@@ -1627,7 +1759,7 @@
           <w:sz w:val="22"/>
           <w:szCs w:val="22"/>
         </w:rPr>
-        <w:t xml:space="preserve">🕐  </w:t>
+        <w:t xml:space="preserve">🔍  </w:t>
       </w:r>
       <w:r>
         <w:rPr>
@@ -1638,7 +1770,7 @@
           <w:sz w:val="20"/>
           <w:szCs w:val="20"/>
         </w:rPr>
-        <w:t xml:space="preserve">Plan ahead:  </w:t>
+        <w:t xml:space="preserve">Find a place:  </w:t>
       </w:r>
       <w:r>
         <w:rPr>
@@ -1647,7 +1779,7 @@
           <w:sz w:val="20"/>
           <w:szCs w:val="20"/>
         </w:rPr>
-        <w:t xml:space="preserve">Drag the time slider to see cloud cover and space weather up to 8 hours out.</w:t>
+        <w:t xml:space="preserve">Tap the magnifying glass top-left of the map to search any city, park, or landmark.</w:t>
       </w:r>
     </w:p>
     <w:p>
@@ -1660,7 +1792,7 @@
           <w:sz w:val="22"/>
           <w:szCs w:val="22"/>
         </w:rPr>
-        <w:t xml:space="preserve">🏕️  </w:t>
+        <w:t xml:space="preserve">📍  </w:t>
       </w:r>
       <w:r>
         <w:rPr>
@@ -1671,7 +1803,7 @@
           <w:sz w:val="20"/>
           <w:szCs w:val="20"/>
         </w:rPr>
-        <w:t xml:space="preserve">Pick best location:  </w:t>
+        <w:t xml:space="preserve">Add a spot:  </w:t>
       </w:r>
       <w:r>
         <w:rPr>
@@ -1680,7 +1812,7 @@
           <w:sz w:val="20"/>
           <w:szCs w:val="20"/>
         </w:rPr>
-        <w:t xml:space="preserve">Green pins = dark and clear. Red = cloudy or light-polluted. Tap for the 8-hour cloud forecast.</w:t>
+        <w:t xml:space="preserve">Tap + PLACE PIN — cursor goes crosshair. Tap the map, fill in the form. Bortle auto-detects. Optional photo and address at submission.</w:t>
       </w:r>
     </w:p>
     <w:p>
@@ -1693,7 +1825,7 @@
           <w:sz w:val="22"/>
           <w:szCs w:val="22"/>
         </w:rPr>
-        <w:t xml:space="preserve">📸  </w:t>
+        <w:t xml:space="preserve">🗺️  </w:t>
       </w:r>
       <w:r>
         <w:rPr>
@@ -1704,7 +1836,7 @@
           <w:sz w:val="20"/>
           <w:szCs w:val="20"/>
         </w:rPr>
-        <w:t xml:space="preserve">Share a photo:  </w:t>
+        <w:t xml:space="preserve">Get directions:  </w:t>
       </w:r>
       <w:r>
         <w:rPr>
@@ -1713,7 +1845,7 @@
           <w:sz w:val="20"/>
           <w:szCs w:val="20"/>
         </w:rPr>
-        <w:t xml:space="preserve">Tap any spot pin → Photos tab → + SUBMIT A PHOTO.</w:t>
+        <w:t xml:space="preserve">Tap any spot pin → Info tab → Apple Maps or Google Maps button for turn-by-turn navigation.</w:t>
       </w:r>
     </w:p>
     <w:p>
@@ -1726,6 +1858,72 @@
           <w:sz w:val="22"/>
           <w:szCs w:val="22"/>
         </w:rPr>
+        <w:t xml:space="preserve">🕐  </w:t>
+      </w:r>
+      <w:r>
+        <w:rPr>
+          <w:rFonts w:ascii="Arial" w:cs="Arial" w:eastAsia="Arial" w:hAnsi="Arial"/>
+          <w:b/>
+          <w:bCs/>
+          <w:color w:val="1A7A6E"/>
+          <w:sz w:val="20"/>
+          <w:szCs w:val="20"/>
+        </w:rPr>
+        <w:t xml:space="preserve">Plan ahead:  </w:t>
+      </w:r>
+      <w:r>
+        <w:rPr>
+          <w:rFonts w:ascii="Arial" w:cs="Arial" w:eastAsia="Arial" w:hAnsi="Arial"/>
+          <w:color w:val="333333"/>
+          <w:sz w:val="20"/>
+          <w:szCs w:val="20"/>
+        </w:rPr>
+        <w:t xml:space="preserve">Drag the time slider to see cloud cover and space weather up to 8 hours out.</w:t>
+      </w:r>
+    </w:p>
+    <w:p>
+      <w:pPr>
+        <w:spacing w:after="100" w:before="100"/>
+      </w:pPr>
+      <w:r>
+        <w:rPr>
+          <w:rFonts w:ascii="Arial" w:cs="Arial" w:eastAsia="Arial" w:hAnsi="Arial"/>
+          <w:sz w:val="22"/>
+          <w:szCs w:val="22"/>
+        </w:rPr>
+        <w:t xml:space="preserve">📸  </w:t>
+      </w:r>
+      <w:r>
+        <w:rPr>
+          <w:rFonts w:ascii="Arial" w:cs="Arial" w:eastAsia="Arial" w:hAnsi="Arial"/>
+          <w:b/>
+          <w:bCs/>
+          <w:color w:val="1A7A6E"/>
+          <w:sz w:val="20"/>
+          <w:szCs w:val="20"/>
+        </w:rPr>
+        <w:t xml:space="preserve">Share a photo:  </w:t>
+      </w:r>
+      <w:r>
+        <w:rPr>
+          <w:rFonts w:ascii="Arial" w:cs="Arial" w:eastAsia="Arial" w:hAnsi="Arial"/>
+          <w:color w:val="333333"/>
+          <w:sz w:val="20"/>
+          <w:szCs w:val="20"/>
+        </w:rPr>
+        <w:t xml:space="preserve">Tap any spot pin → Photos tab → + SUBMIT A PHOTO.</w:t>
+      </w:r>
+    </w:p>
+    <w:p>
+      <w:pPr>
+        <w:spacing w:after="100" w:before="100"/>
+      </w:pPr>
+      <w:r>
+        <w:rPr>
+          <w:rFonts w:ascii="Arial" w:cs="Arial" w:eastAsia="Arial" w:hAnsi="Arial"/>
+          <w:sz w:val="22"/>
+          <w:szCs w:val="22"/>
+        </w:rPr>
         <w:t xml:space="preserve">🚩  </w:t>
       </w:r>
       <w:r>
@@ -1747,6 +1945,39 @@
           <w:szCs w:val="20"/>
         </w:rPr>
         <w:t xml:space="preserve">Tap the flag icon on any photo to send it to admin for review.</w:t>
+      </w:r>
+    </w:p>
+    <w:p>
+      <w:pPr>
+        <w:spacing w:after="100" w:before="100"/>
+      </w:pPr>
+      <w:r>
+        <w:rPr>
+          <w:rFonts w:ascii="Arial" w:cs="Arial" w:eastAsia="Arial" w:hAnsi="Arial"/>
+          <w:sz w:val="22"/>
+          <w:szCs w:val="22"/>
+        </w:rPr>
+        <w:t xml:space="preserve">🔴  </w:t>
+      </w:r>
+      <w:r>
+        <w:rPr>
+          <w:rFonts w:ascii="Arial" w:cs="Arial" w:eastAsia="Arial" w:hAnsi="Arial"/>
+          <w:b/>
+          <w:bCs/>
+          <w:color w:val="1A7A6E"/>
+          <w:sz w:val="20"/>
+          <w:szCs w:val="20"/>
+        </w:rPr>
+        <w:t xml:space="preserve">Admin queue:  </w:t>
+      </w:r>
+      <w:r>
+        <w:rPr>
+          <w:rFonts w:ascii="Arial" w:cs="Arial" w:eastAsia="Arial" w:hAnsi="Arial"/>
+          <w:color w:val="333333"/>
+          <w:sz w:val="20"/>
+          <w:szCs w:val="20"/>
+        </w:rPr>
+        <w:t xml:space="preserve">An orange badge appears on the admin password area when items need review.</w:t>
       </w:r>
     </w:p>
     <w:p>
